--- a/downloads/teemaideat.docx
+++ b/downloads/teemaideat.docx
@@ -10,7 +10,7 @@
         <w:rPr>
           <w:b/>
           <w:bCs/>
-          <w:color w:val="1B5E20"/>
+          <w:color w:val="1b5e20"/>
           <w:sz w:val="56"/>
           <w:szCs w:val="56"/>
         </w:rPr>
@@ -39,7 +39,7 @@
         <w:rPr>
           <w:b/>
           <w:bCs/>
-          <w:color w:val="1B5E20"/>
+          <w:color w:val="1b5e20"/>
         </w:rPr>
         <w:t xml:space="preserve">Kotikylä</w:t>
       </w:r>
@@ -71,14 +71,14 @@
         </w:tblBorders>
       </w:tblPr>
       <w:tblGrid>
-        <w:gridCol w:w="2200"/>
-        <w:gridCol w:w="7438"/>
+        <w:gridCol w:w="2217"/>
+        <w:gridCol w:w="7421"/>
       </w:tblGrid>
       <w:tr>
         <w:tc>
           <w:tcPr>
-            <w:tcW w:type="dxa" w:w="2200"/>
-            <w:shd w:fill="F1F8E9" w:val="clear"/>
+            <w:tcW w:type="dxa" w:w="2217"/>
+            <w:shd w:fill="f1f8e9" w:val="clear"/>
             <w:tcMar>
               <w:top w:type="dxa" w:w="60"/>
               <w:left w:type="dxa" w:w="100"/>
@@ -103,7 +103,7 @@
         </w:tc>
         <w:tc>
           <w:tcPr>
-            <w:tcW w:type="dxa" w:w="7438"/>
+            <w:tcW w:type="dxa" w:w="7421"/>
             <w:tcMar>
               <w:top w:type="dxa" w:w="60"/>
               <w:left w:type="dxa" w:w="100"/>
@@ -128,8 +128,8 @@
       <w:tr>
         <w:tc>
           <w:tcPr>
-            <w:tcW w:type="dxa" w:w="2200"/>
-            <w:shd w:fill="F1F8E9" w:val="clear"/>
+            <w:tcW w:type="dxa" w:w="2217"/>
+            <w:shd w:fill="f1f8e9" w:val="clear"/>
             <w:tcMar>
               <w:top w:type="dxa" w:w="60"/>
               <w:left w:type="dxa" w:w="100"/>
@@ -154,7 +154,7 @@
         </w:tc>
         <w:tc>
           <w:tcPr>
-            <w:tcW w:type="dxa" w:w="7438"/>
+            <w:tcW w:type="dxa" w:w="7421"/>
             <w:tcMar>
               <w:top w:type="dxa" w:w="60"/>
               <w:left w:type="dxa" w:w="100"/>
@@ -179,8 +179,8 @@
       <w:tr>
         <w:tc>
           <w:tcPr>
-            <w:tcW w:type="dxa" w:w="2200"/>
-            <w:shd w:fill="F1F8E9" w:val="clear"/>
+            <w:tcW w:type="dxa" w:w="2217"/>
+            <w:shd w:fill="f1f8e9" w:val="clear"/>
             <w:tcMar>
               <w:top w:type="dxa" w:w="60"/>
               <w:left w:type="dxa" w:w="100"/>
@@ -205,7 +205,7 @@
         </w:tc>
         <w:tc>
           <w:tcPr>
-            <w:tcW w:type="dxa" w:w="7438"/>
+            <w:tcW w:type="dxa" w:w="7421"/>
             <w:tcMar>
               <w:top w:type="dxa" w:w="60"/>
               <w:left w:type="dxa" w:w="100"/>
@@ -230,8 +230,8 @@
       <w:tr>
         <w:tc>
           <w:tcPr>
-            <w:tcW w:type="dxa" w:w="2200"/>
-            <w:shd w:fill="F1F8E9" w:val="clear"/>
+            <w:tcW w:type="dxa" w:w="2217"/>
+            <w:shd w:fill="f1f8e9" w:val="clear"/>
             <w:tcMar>
               <w:top w:type="dxa" w:w="60"/>
               <w:left w:type="dxa" w:w="100"/>
@@ -256,7 +256,7 @@
         </w:tc>
         <w:tc>
           <w:tcPr>
-            <w:tcW w:type="dxa" w:w="7438"/>
+            <w:tcW w:type="dxa" w:w="7421"/>
             <w:tcMar>
               <w:top w:type="dxa" w:w="60"/>
               <w:left w:type="dxa" w:w="100"/>
@@ -281,8 +281,8 @@
       <w:tr>
         <w:tc>
           <w:tcPr>
-            <w:tcW w:type="dxa" w:w="2200"/>
-            <w:shd w:fill="F1F8E9" w:val="clear"/>
+            <w:tcW w:type="dxa" w:w="2217"/>
+            <w:shd w:fill="f1f8e9" w:val="clear"/>
             <w:tcMar>
               <w:top w:type="dxa" w:w="60"/>
               <w:left w:type="dxa" w:w="100"/>
@@ -307,7 +307,7 @@
         </w:tc>
         <w:tc>
           <w:tcPr>
-            <w:tcW w:type="dxa" w:w="7438"/>
+            <w:tcW w:type="dxa" w:w="7421"/>
             <w:tcMar>
               <w:top w:type="dxa" w:w="60"/>
               <w:left w:type="dxa" w:w="100"/>
@@ -351,7 +351,7 @@
         <w:rPr>
           <w:b/>
           <w:bCs/>
-          <w:color w:val="1B5E20"/>
+          <w:color w:val="1b5e20"/>
         </w:rPr>
         <w:t xml:space="preserve">Avaruusasema</w:t>
       </w:r>
@@ -383,14 +383,14 @@
         </w:tblBorders>
       </w:tblPr>
       <w:tblGrid>
-        <w:gridCol w:w="2200"/>
-        <w:gridCol w:w="7438"/>
+        <w:gridCol w:w="2217"/>
+        <w:gridCol w:w="7421"/>
       </w:tblGrid>
       <w:tr>
         <w:tc>
           <w:tcPr>
-            <w:tcW w:type="dxa" w:w="2200"/>
-            <w:shd w:fill="F1F8E9" w:val="clear"/>
+            <w:tcW w:type="dxa" w:w="2217"/>
+            <w:shd w:fill="f1f8e9" w:val="clear"/>
             <w:tcMar>
               <w:top w:type="dxa" w:w="60"/>
               <w:left w:type="dxa" w:w="100"/>
@@ -415,7 +415,7 @@
         </w:tc>
         <w:tc>
           <w:tcPr>
-            <w:tcW w:type="dxa" w:w="7438"/>
+            <w:tcW w:type="dxa" w:w="7421"/>
             <w:tcMar>
               <w:top w:type="dxa" w:w="60"/>
               <w:left w:type="dxa" w:w="100"/>
@@ -440,8 +440,8 @@
       <w:tr>
         <w:tc>
           <w:tcPr>
-            <w:tcW w:type="dxa" w:w="2200"/>
-            <w:shd w:fill="F1F8E9" w:val="clear"/>
+            <w:tcW w:type="dxa" w:w="2217"/>
+            <w:shd w:fill="f1f8e9" w:val="clear"/>
             <w:tcMar>
               <w:top w:type="dxa" w:w="60"/>
               <w:left w:type="dxa" w:w="100"/>
@@ -466,7 +466,7 @@
         </w:tc>
         <w:tc>
           <w:tcPr>
-            <w:tcW w:type="dxa" w:w="7438"/>
+            <w:tcW w:type="dxa" w:w="7421"/>
             <w:tcMar>
               <w:top w:type="dxa" w:w="60"/>
               <w:left w:type="dxa" w:w="100"/>
@@ -491,8 +491,8 @@
       <w:tr>
         <w:tc>
           <w:tcPr>
-            <w:tcW w:type="dxa" w:w="2200"/>
-            <w:shd w:fill="F1F8E9" w:val="clear"/>
+            <w:tcW w:type="dxa" w:w="2217"/>
+            <w:shd w:fill="f1f8e9" w:val="clear"/>
             <w:tcMar>
               <w:top w:type="dxa" w:w="60"/>
               <w:left w:type="dxa" w:w="100"/>
@@ -517,7 +517,7 @@
         </w:tc>
         <w:tc>
           <w:tcPr>
-            <w:tcW w:type="dxa" w:w="7438"/>
+            <w:tcW w:type="dxa" w:w="7421"/>
             <w:tcMar>
               <w:top w:type="dxa" w:w="60"/>
               <w:left w:type="dxa" w:w="100"/>
@@ -542,8 +542,8 @@
       <w:tr>
         <w:tc>
           <w:tcPr>
-            <w:tcW w:type="dxa" w:w="2200"/>
-            <w:shd w:fill="F1F8E9" w:val="clear"/>
+            <w:tcW w:type="dxa" w:w="2217"/>
+            <w:shd w:fill="f1f8e9" w:val="clear"/>
             <w:tcMar>
               <w:top w:type="dxa" w:w="60"/>
               <w:left w:type="dxa" w:w="100"/>
@@ -568,7 +568,7 @@
         </w:tc>
         <w:tc>
           <w:tcPr>
-            <w:tcW w:type="dxa" w:w="7438"/>
+            <w:tcW w:type="dxa" w:w="7421"/>
             <w:tcMar>
               <w:top w:type="dxa" w:w="60"/>
               <w:left w:type="dxa" w:w="100"/>
@@ -593,8 +593,8 @@
       <w:tr>
         <w:tc>
           <w:tcPr>
-            <w:tcW w:type="dxa" w:w="2200"/>
-            <w:shd w:fill="F1F8E9" w:val="clear"/>
+            <w:tcW w:type="dxa" w:w="2217"/>
+            <w:shd w:fill="f1f8e9" w:val="clear"/>
             <w:tcMar>
               <w:top w:type="dxa" w:w="60"/>
               <w:left w:type="dxa" w:w="100"/>
@@ -619,7 +619,7 @@
         </w:tc>
         <w:tc>
           <w:tcPr>
-            <w:tcW w:type="dxa" w:w="7438"/>
+            <w:tcW w:type="dxa" w:w="7421"/>
             <w:tcMar>
               <w:top w:type="dxa" w:w="60"/>
               <w:left w:type="dxa" w:w="100"/>
@@ -663,7 +663,7 @@
         <w:rPr>
           <w:b/>
           <w:bCs/>
-          <w:color w:val="1B5E20"/>
+          <w:color w:val="1b5e20"/>
         </w:rPr>
         <w:t xml:space="preserve">Satumetsä</w:t>
       </w:r>
@@ -695,14 +695,14 @@
         </w:tblBorders>
       </w:tblPr>
       <w:tblGrid>
-        <w:gridCol w:w="2200"/>
-        <w:gridCol w:w="7438"/>
+        <w:gridCol w:w="2217"/>
+        <w:gridCol w:w="7421"/>
       </w:tblGrid>
       <w:tr>
         <w:tc>
           <w:tcPr>
-            <w:tcW w:type="dxa" w:w="2200"/>
-            <w:shd w:fill="F1F8E9" w:val="clear"/>
+            <w:tcW w:type="dxa" w:w="2217"/>
+            <w:shd w:fill="f1f8e9" w:val="clear"/>
             <w:tcMar>
               <w:top w:type="dxa" w:w="60"/>
               <w:left w:type="dxa" w:w="100"/>
@@ -727,7 +727,7 @@
         </w:tc>
         <w:tc>
           <w:tcPr>
-            <w:tcW w:type="dxa" w:w="7438"/>
+            <w:tcW w:type="dxa" w:w="7421"/>
             <w:tcMar>
               <w:top w:type="dxa" w:w="60"/>
               <w:left w:type="dxa" w:w="100"/>
@@ -752,8 +752,8 @@
       <w:tr>
         <w:tc>
           <w:tcPr>
-            <w:tcW w:type="dxa" w:w="2200"/>
-            <w:shd w:fill="F1F8E9" w:val="clear"/>
+            <w:tcW w:type="dxa" w:w="2217"/>
+            <w:shd w:fill="f1f8e9" w:val="clear"/>
             <w:tcMar>
               <w:top w:type="dxa" w:w="60"/>
               <w:left w:type="dxa" w:w="100"/>
@@ -778,7 +778,7 @@
         </w:tc>
         <w:tc>
           <w:tcPr>
-            <w:tcW w:type="dxa" w:w="7438"/>
+            <w:tcW w:type="dxa" w:w="7421"/>
             <w:tcMar>
               <w:top w:type="dxa" w:w="60"/>
               <w:left w:type="dxa" w:w="100"/>
@@ -803,8 +803,8 @@
       <w:tr>
         <w:tc>
           <w:tcPr>
-            <w:tcW w:type="dxa" w:w="2200"/>
-            <w:shd w:fill="F1F8E9" w:val="clear"/>
+            <w:tcW w:type="dxa" w:w="2217"/>
+            <w:shd w:fill="f1f8e9" w:val="clear"/>
             <w:tcMar>
               <w:top w:type="dxa" w:w="60"/>
               <w:left w:type="dxa" w:w="100"/>
@@ -829,7 +829,7 @@
         </w:tc>
         <w:tc>
           <w:tcPr>
-            <w:tcW w:type="dxa" w:w="7438"/>
+            <w:tcW w:type="dxa" w:w="7421"/>
             <w:tcMar>
               <w:top w:type="dxa" w:w="60"/>
               <w:left w:type="dxa" w:w="100"/>
@@ -854,8 +854,8 @@
       <w:tr>
         <w:tc>
           <w:tcPr>
-            <w:tcW w:type="dxa" w:w="2200"/>
-            <w:shd w:fill="F1F8E9" w:val="clear"/>
+            <w:tcW w:type="dxa" w:w="2217"/>
+            <w:shd w:fill="f1f8e9" w:val="clear"/>
             <w:tcMar>
               <w:top w:type="dxa" w:w="60"/>
               <w:left w:type="dxa" w:w="100"/>
@@ -880,7 +880,7 @@
         </w:tc>
         <w:tc>
           <w:tcPr>
-            <w:tcW w:type="dxa" w:w="7438"/>
+            <w:tcW w:type="dxa" w:w="7421"/>
             <w:tcMar>
               <w:top w:type="dxa" w:w="60"/>
               <w:left w:type="dxa" w:w="100"/>
@@ -905,8 +905,8 @@
       <w:tr>
         <w:tc>
           <w:tcPr>
-            <w:tcW w:type="dxa" w:w="2200"/>
-            <w:shd w:fill="F1F8E9" w:val="clear"/>
+            <w:tcW w:type="dxa" w:w="2217"/>
+            <w:shd w:fill="f1f8e9" w:val="clear"/>
             <w:tcMar>
               <w:top w:type="dxa" w:w="60"/>
               <w:left w:type="dxa" w:w="100"/>
@@ -931,7 +931,7 @@
         </w:tc>
         <w:tc>
           <w:tcPr>
-            <w:tcW w:type="dxa" w:w="7438"/>
+            <w:tcW w:type="dxa" w:w="7421"/>
             <w:tcMar>
               <w:top w:type="dxa" w:w="60"/>
               <w:left w:type="dxa" w:w="100"/>
@@ -975,7 +975,7 @@
         <w:rPr>
           <w:b/>
           <w:bCs/>
-          <w:color w:val="1B5E20"/>
+          <w:color w:val="1b5e20"/>
         </w:rPr>
         <w:t xml:space="preserve">Talviselkonen</w:t>
       </w:r>
@@ -1007,14 +1007,14 @@
         </w:tblBorders>
       </w:tblPr>
       <w:tblGrid>
-        <w:gridCol w:w="2200"/>
-        <w:gridCol w:w="7438"/>
+        <w:gridCol w:w="2217"/>
+        <w:gridCol w:w="7421"/>
       </w:tblGrid>
       <w:tr>
         <w:tc>
           <w:tcPr>
-            <w:tcW w:type="dxa" w:w="2200"/>
-            <w:shd w:fill="F1F8E9" w:val="clear"/>
+            <w:tcW w:type="dxa" w:w="2217"/>
+            <w:shd w:fill="f1f8e9" w:val="clear"/>
             <w:tcMar>
               <w:top w:type="dxa" w:w="60"/>
               <w:left w:type="dxa" w:w="100"/>
@@ -1039,7 +1039,7 @@
         </w:tc>
         <w:tc>
           <w:tcPr>
-            <w:tcW w:type="dxa" w:w="7438"/>
+            <w:tcW w:type="dxa" w:w="7421"/>
             <w:tcMar>
               <w:top w:type="dxa" w:w="60"/>
               <w:left w:type="dxa" w:w="100"/>
@@ -1064,8 +1064,8 @@
       <w:tr>
         <w:tc>
           <w:tcPr>
-            <w:tcW w:type="dxa" w:w="2200"/>
-            <w:shd w:fill="F1F8E9" w:val="clear"/>
+            <w:tcW w:type="dxa" w:w="2217"/>
+            <w:shd w:fill="f1f8e9" w:val="clear"/>
             <w:tcMar>
               <w:top w:type="dxa" w:w="60"/>
               <w:left w:type="dxa" w:w="100"/>
@@ -1090,7 +1090,7 @@
         </w:tc>
         <w:tc>
           <w:tcPr>
-            <w:tcW w:type="dxa" w:w="7438"/>
+            <w:tcW w:type="dxa" w:w="7421"/>
             <w:tcMar>
               <w:top w:type="dxa" w:w="60"/>
               <w:left w:type="dxa" w:w="100"/>
@@ -1115,8 +1115,8 @@
       <w:tr>
         <w:tc>
           <w:tcPr>
-            <w:tcW w:type="dxa" w:w="2200"/>
-            <w:shd w:fill="F1F8E9" w:val="clear"/>
+            <w:tcW w:type="dxa" w:w="2217"/>
+            <w:shd w:fill="f1f8e9" w:val="clear"/>
             <w:tcMar>
               <w:top w:type="dxa" w:w="60"/>
               <w:left w:type="dxa" w:w="100"/>
@@ -1141,7 +1141,7 @@
         </w:tc>
         <w:tc>
           <w:tcPr>
-            <w:tcW w:type="dxa" w:w="7438"/>
+            <w:tcW w:type="dxa" w:w="7421"/>
             <w:tcMar>
               <w:top w:type="dxa" w:w="60"/>
               <w:left w:type="dxa" w:w="100"/>
@@ -1166,8 +1166,8 @@
       <w:tr>
         <w:tc>
           <w:tcPr>
-            <w:tcW w:type="dxa" w:w="2200"/>
-            <w:shd w:fill="F1F8E9" w:val="clear"/>
+            <w:tcW w:type="dxa" w:w="2217"/>
+            <w:shd w:fill="f1f8e9" w:val="clear"/>
             <w:tcMar>
               <w:top w:type="dxa" w:w="60"/>
               <w:left w:type="dxa" w:w="100"/>
@@ -1192,7 +1192,7 @@
         </w:tc>
         <w:tc>
           <w:tcPr>
-            <w:tcW w:type="dxa" w:w="7438"/>
+            <w:tcW w:type="dxa" w:w="7421"/>
             <w:tcMar>
               <w:top w:type="dxa" w:w="60"/>
               <w:left w:type="dxa" w:w="100"/>
@@ -1217,8 +1217,8 @@
       <w:tr>
         <w:tc>
           <w:tcPr>
-            <w:tcW w:type="dxa" w:w="2200"/>
-            <w:shd w:fill="F1F8E9" w:val="clear"/>
+            <w:tcW w:type="dxa" w:w="2217"/>
+            <w:shd w:fill="f1f8e9" w:val="clear"/>
             <w:tcMar>
               <w:top w:type="dxa" w:w="60"/>
               <w:left w:type="dxa" w:w="100"/>
@@ -1243,7 +1243,7 @@
         </w:tc>
         <w:tc>
           <w:tcPr>
-            <w:tcW w:type="dxa" w:w="7438"/>
+            <w:tcW w:type="dxa" w:w="7421"/>
             <w:tcMar>
               <w:top w:type="dxa" w:w="60"/>
               <w:left w:type="dxa" w:w="100"/>
@@ -1287,7 +1287,7 @@
         <w:rPr>
           <w:b/>
           <w:bCs/>
-          <w:color w:val="1B5E20"/>
+          <w:color w:val="1b5e20"/>
         </w:rPr>
         <w:t xml:space="preserve">Merenalainen</w:t>
       </w:r>
@@ -1319,14 +1319,14 @@
         </w:tblBorders>
       </w:tblPr>
       <w:tblGrid>
-        <w:gridCol w:w="2200"/>
-        <w:gridCol w:w="7438"/>
+        <w:gridCol w:w="2217"/>
+        <w:gridCol w:w="7421"/>
       </w:tblGrid>
       <w:tr>
         <w:tc>
           <w:tcPr>
-            <w:tcW w:type="dxa" w:w="2200"/>
-            <w:shd w:fill="F1F8E9" w:val="clear"/>
+            <w:tcW w:type="dxa" w:w="2217"/>
+            <w:shd w:fill="f1f8e9" w:val="clear"/>
             <w:tcMar>
               <w:top w:type="dxa" w:w="60"/>
               <w:left w:type="dxa" w:w="100"/>
@@ -1351,7 +1351,7 @@
         </w:tc>
         <w:tc>
           <w:tcPr>
-            <w:tcW w:type="dxa" w:w="7438"/>
+            <w:tcW w:type="dxa" w:w="7421"/>
             <w:tcMar>
               <w:top w:type="dxa" w:w="60"/>
               <w:left w:type="dxa" w:w="100"/>
@@ -1376,8 +1376,8 @@
       <w:tr>
         <w:tc>
           <w:tcPr>
-            <w:tcW w:type="dxa" w:w="2200"/>
-            <w:shd w:fill="F1F8E9" w:val="clear"/>
+            <w:tcW w:type="dxa" w:w="2217"/>
+            <w:shd w:fill="f1f8e9" w:val="clear"/>
             <w:tcMar>
               <w:top w:type="dxa" w:w="60"/>
               <w:left w:type="dxa" w:w="100"/>
@@ -1402,7 +1402,7 @@
         </w:tc>
         <w:tc>
           <w:tcPr>
-            <w:tcW w:type="dxa" w:w="7438"/>
+            <w:tcW w:type="dxa" w:w="7421"/>
             <w:tcMar>
               <w:top w:type="dxa" w:w="60"/>
               <w:left w:type="dxa" w:w="100"/>
@@ -1427,8 +1427,8 @@
       <w:tr>
         <w:tc>
           <w:tcPr>
-            <w:tcW w:type="dxa" w:w="2200"/>
-            <w:shd w:fill="F1F8E9" w:val="clear"/>
+            <w:tcW w:type="dxa" w:w="2217"/>
+            <w:shd w:fill="f1f8e9" w:val="clear"/>
             <w:tcMar>
               <w:top w:type="dxa" w:w="60"/>
               <w:left w:type="dxa" w:w="100"/>
@@ -1453,7 +1453,7 @@
         </w:tc>
         <w:tc>
           <w:tcPr>
-            <w:tcW w:type="dxa" w:w="7438"/>
+            <w:tcW w:type="dxa" w:w="7421"/>
             <w:tcMar>
               <w:top w:type="dxa" w:w="60"/>
               <w:left w:type="dxa" w:w="100"/>
@@ -1478,8 +1478,8 @@
       <w:tr>
         <w:tc>
           <w:tcPr>
-            <w:tcW w:type="dxa" w:w="2200"/>
-            <w:shd w:fill="F1F8E9" w:val="clear"/>
+            <w:tcW w:type="dxa" w:w="2217"/>
+            <w:shd w:fill="f1f8e9" w:val="clear"/>
             <w:tcMar>
               <w:top w:type="dxa" w:w="60"/>
               <w:left w:type="dxa" w:w="100"/>
@@ -1504,7 +1504,7 @@
         </w:tc>
         <w:tc>
           <w:tcPr>
-            <w:tcW w:type="dxa" w:w="7438"/>
+            <w:tcW w:type="dxa" w:w="7421"/>
             <w:tcMar>
               <w:top w:type="dxa" w:w="60"/>
               <w:left w:type="dxa" w:w="100"/>
@@ -1529,8 +1529,8 @@
       <w:tr>
         <w:tc>
           <w:tcPr>
-            <w:tcW w:type="dxa" w:w="2200"/>
-            <w:shd w:fill="F1F8E9" w:val="clear"/>
+            <w:tcW w:type="dxa" w:w="2217"/>
+            <w:shd w:fill="f1f8e9" w:val="clear"/>
             <w:tcMar>
               <w:top w:type="dxa" w:w="60"/>
               <w:left w:type="dxa" w:w="100"/>
@@ -1555,7 +1555,7 @@
         </w:tc>
         <w:tc>
           <w:tcPr>
-            <w:tcW w:type="dxa" w:w="7438"/>
+            <w:tcW w:type="dxa" w:w="7421"/>
             <w:tcMar>
               <w:top w:type="dxa" w:w="60"/>
               <w:left w:type="dxa" w:w="100"/>
@@ -1599,7 +1599,7 @@
         <w:rPr>
           <w:b/>
           <w:bCs/>
-          <w:color w:val="1B5E20"/>
+          <w:color w:val="1b5e20"/>
         </w:rPr>
         <w:t xml:space="preserve">Villi länsi</w:t>
       </w:r>
@@ -1631,14 +1631,14 @@
         </w:tblBorders>
       </w:tblPr>
       <w:tblGrid>
-        <w:gridCol w:w="2200"/>
-        <w:gridCol w:w="7438"/>
+        <w:gridCol w:w="2217"/>
+        <w:gridCol w:w="7421"/>
       </w:tblGrid>
       <w:tr>
         <w:tc>
           <w:tcPr>
-            <w:tcW w:type="dxa" w:w="2200"/>
-            <w:shd w:fill="F1F8E9" w:val="clear"/>
+            <w:tcW w:type="dxa" w:w="2217"/>
+            <w:shd w:fill="f1f8e9" w:val="clear"/>
             <w:tcMar>
               <w:top w:type="dxa" w:w="60"/>
               <w:left w:type="dxa" w:w="100"/>
@@ -1663,7 +1663,7 @@
         </w:tc>
         <w:tc>
           <w:tcPr>
-            <w:tcW w:type="dxa" w:w="7438"/>
+            <w:tcW w:type="dxa" w:w="7421"/>
             <w:tcMar>
               <w:top w:type="dxa" w:w="60"/>
               <w:left w:type="dxa" w:w="100"/>
@@ -1688,8 +1688,8 @@
       <w:tr>
         <w:tc>
           <w:tcPr>
-            <w:tcW w:type="dxa" w:w="2200"/>
-            <w:shd w:fill="F1F8E9" w:val="clear"/>
+            <w:tcW w:type="dxa" w:w="2217"/>
+            <w:shd w:fill="f1f8e9" w:val="clear"/>
             <w:tcMar>
               <w:top w:type="dxa" w:w="60"/>
               <w:left w:type="dxa" w:w="100"/>
@@ -1714,7 +1714,7 @@
         </w:tc>
         <w:tc>
           <w:tcPr>
-            <w:tcW w:type="dxa" w:w="7438"/>
+            <w:tcW w:type="dxa" w:w="7421"/>
             <w:tcMar>
               <w:top w:type="dxa" w:w="60"/>
               <w:left w:type="dxa" w:w="100"/>
@@ -1739,8 +1739,8 @@
       <w:tr>
         <w:tc>
           <w:tcPr>
-            <w:tcW w:type="dxa" w:w="2200"/>
-            <w:shd w:fill="F1F8E9" w:val="clear"/>
+            <w:tcW w:type="dxa" w:w="2217"/>
+            <w:shd w:fill="f1f8e9" w:val="clear"/>
             <w:tcMar>
               <w:top w:type="dxa" w:w="60"/>
               <w:left w:type="dxa" w:w="100"/>
@@ -1765,7 +1765,7 @@
         </w:tc>
         <w:tc>
           <w:tcPr>
-            <w:tcW w:type="dxa" w:w="7438"/>
+            <w:tcW w:type="dxa" w:w="7421"/>
             <w:tcMar>
               <w:top w:type="dxa" w:w="60"/>
               <w:left w:type="dxa" w:w="100"/>
@@ -1790,8 +1790,8 @@
       <w:tr>
         <w:tc>
           <w:tcPr>
-            <w:tcW w:type="dxa" w:w="2200"/>
-            <w:shd w:fill="F1F8E9" w:val="clear"/>
+            <w:tcW w:type="dxa" w:w="2217"/>
+            <w:shd w:fill="f1f8e9" w:val="clear"/>
             <w:tcMar>
               <w:top w:type="dxa" w:w="60"/>
               <w:left w:type="dxa" w:w="100"/>
@@ -1816,7 +1816,7 @@
         </w:tc>
         <w:tc>
           <w:tcPr>
-            <w:tcW w:type="dxa" w:w="7438"/>
+            <w:tcW w:type="dxa" w:w="7421"/>
             <w:tcMar>
               <w:top w:type="dxa" w:w="60"/>
               <w:left w:type="dxa" w:w="100"/>
@@ -1841,8 +1841,8 @@
       <w:tr>
         <w:tc>
           <w:tcPr>
-            <w:tcW w:type="dxa" w:w="2200"/>
-            <w:shd w:fill="F1F8E9" w:val="clear"/>
+            <w:tcW w:type="dxa" w:w="2217"/>
+            <w:shd w:fill="f1f8e9" w:val="clear"/>
             <w:tcMar>
               <w:top w:type="dxa" w:w="60"/>
               <w:left w:type="dxa" w:w="100"/>
@@ -1867,7 +1867,7 @@
         </w:tc>
         <w:tc>
           <w:tcPr>
-            <w:tcW w:type="dxa" w:w="7438"/>
+            <w:tcW w:type="dxa" w:w="7421"/>
             <w:tcMar>
               <w:top w:type="dxa" w:w="60"/>
               <w:left w:type="dxa" w:w="100"/>
@@ -1911,7 +1911,7 @@
         <w:rPr>
           <w:b/>
           <w:bCs/>
-          <w:color w:val="1B5E20"/>
+          <w:color w:val="1b5e20"/>
         </w:rPr>
         <w:t xml:space="preserve">Muinainen temppeli</w:t>
       </w:r>
@@ -1943,14 +1943,14 @@
         </w:tblBorders>
       </w:tblPr>
       <w:tblGrid>
-        <w:gridCol w:w="2200"/>
-        <w:gridCol w:w="7438"/>
+        <w:gridCol w:w="2217"/>
+        <w:gridCol w:w="7421"/>
       </w:tblGrid>
       <w:tr>
         <w:tc>
           <w:tcPr>
-            <w:tcW w:type="dxa" w:w="2200"/>
-            <w:shd w:fill="F1F8E9" w:val="clear"/>
+            <w:tcW w:type="dxa" w:w="2217"/>
+            <w:shd w:fill="f1f8e9" w:val="clear"/>
             <w:tcMar>
               <w:top w:type="dxa" w:w="60"/>
               <w:left w:type="dxa" w:w="100"/>
@@ -1975,7 +1975,7 @@
         </w:tc>
         <w:tc>
           <w:tcPr>
-            <w:tcW w:type="dxa" w:w="7438"/>
+            <w:tcW w:type="dxa" w:w="7421"/>
             <w:tcMar>
               <w:top w:type="dxa" w:w="60"/>
               <w:left w:type="dxa" w:w="100"/>
@@ -2000,8 +2000,8 @@
       <w:tr>
         <w:tc>
           <w:tcPr>
-            <w:tcW w:type="dxa" w:w="2200"/>
-            <w:shd w:fill="F1F8E9" w:val="clear"/>
+            <w:tcW w:type="dxa" w:w="2217"/>
+            <w:shd w:fill="f1f8e9" w:val="clear"/>
             <w:tcMar>
               <w:top w:type="dxa" w:w="60"/>
               <w:left w:type="dxa" w:w="100"/>
@@ -2026,7 +2026,7 @@
         </w:tc>
         <w:tc>
           <w:tcPr>
-            <w:tcW w:type="dxa" w:w="7438"/>
+            <w:tcW w:type="dxa" w:w="7421"/>
             <w:tcMar>
               <w:top w:type="dxa" w:w="60"/>
               <w:left w:type="dxa" w:w="100"/>
@@ -2051,8 +2051,8 @@
       <w:tr>
         <w:tc>
           <w:tcPr>
-            <w:tcW w:type="dxa" w:w="2200"/>
-            <w:shd w:fill="F1F8E9" w:val="clear"/>
+            <w:tcW w:type="dxa" w:w="2217"/>
+            <w:shd w:fill="f1f8e9" w:val="clear"/>
             <w:tcMar>
               <w:top w:type="dxa" w:w="60"/>
               <w:left w:type="dxa" w:w="100"/>
@@ -2077,7 +2077,7 @@
         </w:tc>
         <w:tc>
           <w:tcPr>
-            <w:tcW w:type="dxa" w:w="7438"/>
+            <w:tcW w:type="dxa" w:w="7421"/>
             <w:tcMar>
               <w:top w:type="dxa" w:w="60"/>
               <w:left w:type="dxa" w:w="100"/>
@@ -2102,8 +2102,8 @@
       <w:tr>
         <w:tc>
           <w:tcPr>
-            <w:tcW w:type="dxa" w:w="2200"/>
-            <w:shd w:fill="F1F8E9" w:val="clear"/>
+            <w:tcW w:type="dxa" w:w="2217"/>
+            <w:shd w:fill="f1f8e9" w:val="clear"/>
             <w:tcMar>
               <w:top w:type="dxa" w:w="60"/>
               <w:left w:type="dxa" w:w="100"/>
@@ -2128,7 +2128,7 @@
         </w:tc>
         <w:tc>
           <w:tcPr>
-            <w:tcW w:type="dxa" w:w="7438"/>
+            <w:tcW w:type="dxa" w:w="7421"/>
             <w:tcMar>
               <w:top w:type="dxa" w:w="60"/>
               <w:left w:type="dxa" w:w="100"/>
@@ -2153,8 +2153,8 @@
       <w:tr>
         <w:tc>
           <w:tcPr>
-            <w:tcW w:type="dxa" w:w="2200"/>
-            <w:shd w:fill="F1F8E9" w:val="clear"/>
+            <w:tcW w:type="dxa" w:w="2217"/>
+            <w:shd w:fill="f1f8e9" w:val="clear"/>
             <w:tcMar>
               <w:top w:type="dxa" w:w="60"/>
               <w:left w:type="dxa" w:w="100"/>
@@ -2179,7 +2179,7 @@
         </w:tc>
         <w:tc>
           <w:tcPr>
-            <w:tcW w:type="dxa" w:w="7438"/>
+            <w:tcW w:type="dxa" w:w="7421"/>
             <w:tcMar>
               <w:top w:type="dxa" w:w="60"/>
               <w:left w:type="dxa" w:w="100"/>
@@ -2223,7 +2223,7 @@
         <w:rPr>
           <w:b/>
           <w:bCs/>
-          <w:color w:val="1B5E20"/>
+          <w:color w:val="1b5e20"/>
         </w:rPr>
         <w:t xml:space="preserve">Kauhukartano</w:t>
       </w:r>
@@ -2255,14 +2255,14 @@
         </w:tblBorders>
       </w:tblPr>
       <w:tblGrid>
-        <w:gridCol w:w="2200"/>
-        <w:gridCol w:w="7438"/>
+        <w:gridCol w:w="2217"/>
+        <w:gridCol w:w="7421"/>
       </w:tblGrid>
       <w:tr>
         <w:tc>
           <w:tcPr>
-            <w:tcW w:type="dxa" w:w="2200"/>
-            <w:shd w:fill="F1F8E9" w:val="clear"/>
+            <w:tcW w:type="dxa" w:w="2217"/>
+            <w:shd w:fill="f1f8e9" w:val="clear"/>
             <w:tcMar>
               <w:top w:type="dxa" w:w="60"/>
               <w:left w:type="dxa" w:w="100"/>
@@ -2287,7 +2287,7 @@
         </w:tc>
         <w:tc>
           <w:tcPr>
-            <w:tcW w:type="dxa" w:w="7438"/>
+            <w:tcW w:type="dxa" w:w="7421"/>
             <w:tcMar>
               <w:top w:type="dxa" w:w="60"/>
               <w:left w:type="dxa" w:w="100"/>
@@ -2312,8 +2312,8 @@
       <w:tr>
         <w:tc>
           <w:tcPr>
-            <w:tcW w:type="dxa" w:w="2200"/>
-            <w:shd w:fill="F1F8E9" w:val="clear"/>
+            <w:tcW w:type="dxa" w:w="2217"/>
+            <w:shd w:fill="f1f8e9" w:val="clear"/>
             <w:tcMar>
               <w:top w:type="dxa" w:w="60"/>
               <w:left w:type="dxa" w:w="100"/>
@@ -2338,7 +2338,7 @@
         </w:tc>
         <w:tc>
           <w:tcPr>
-            <w:tcW w:type="dxa" w:w="7438"/>
+            <w:tcW w:type="dxa" w:w="7421"/>
             <w:tcMar>
               <w:top w:type="dxa" w:w="60"/>
               <w:left w:type="dxa" w:w="100"/>
@@ -2363,8 +2363,8 @@
       <w:tr>
         <w:tc>
           <w:tcPr>
-            <w:tcW w:type="dxa" w:w="2200"/>
-            <w:shd w:fill="F1F8E9" w:val="clear"/>
+            <w:tcW w:type="dxa" w:w="2217"/>
+            <w:shd w:fill="f1f8e9" w:val="clear"/>
             <w:tcMar>
               <w:top w:type="dxa" w:w="60"/>
               <w:left w:type="dxa" w:w="100"/>
@@ -2389,7 +2389,7 @@
         </w:tc>
         <w:tc>
           <w:tcPr>
-            <w:tcW w:type="dxa" w:w="7438"/>
+            <w:tcW w:type="dxa" w:w="7421"/>
             <w:tcMar>
               <w:top w:type="dxa" w:w="60"/>
               <w:left w:type="dxa" w:w="100"/>
@@ -2414,8 +2414,8 @@
       <w:tr>
         <w:tc>
           <w:tcPr>
-            <w:tcW w:type="dxa" w:w="2200"/>
-            <w:shd w:fill="F1F8E9" w:val="clear"/>
+            <w:tcW w:type="dxa" w:w="2217"/>
+            <w:shd w:fill="f1f8e9" w:val="clear"/>
             <w:tcMar>
               <w:top w:type="dxa" w:w="60"/>
               <w:left w:type="dxa" w:w="100"/>
@@ -2440,7 +2440,7 @@
         </w:tc>
         <w:tc>
           <w:tcPr>
-            <w:tcW w:type="dxa" w:w="7438"/>
+            <w:tcW w:type="dxa" w:w="7421"/>
             <w:tcMar>
               <w:top w:type="dxa" w:w="60"/>
               <w:left w:type="dxa" w:w="100"/>
@@ -2465,8 +2465,8 @@
       <w:tr>
         <w:tc>
           <w:tcPr>
-            <w:tcW w:type="dxa" w:w="2200"/>
-            <w:shd w:fill="F1F8E9" w:val="clear"/>
+            <w:tcW w:type="dxa" w:w="2217"/>
+            <w:shd w:fill="f1f8e9" w:val="clear"/>
             <w:tcMar>
               <w:top w:type="dxa" w:w="60"/>
               <w:left w:type="dxa" w:w="100"/>
@@ -2491,7 +2491,7 @@
         </w:tc>
         <w:tc>
           <w:tcPr>
-            <w:tcW w:type="dxa" w:w="7438"/>
+            <w:tcW w:type="dxa" w:w="7421"/>
             <w:tcMar>
               <w:top w:type="dxa" w:w="60"/>
               <w:left w:type="dxa" w:w="100"/>
@@ -2535,7 +2535,7 @@
         <w:rPr>
           <w:b/>
           <w:bCs/>
-          <w:color w:val="1B5E20"/>
+          <w:color w:val="1b5e20"/>
         </w:rPr>
         <w:t xml:space="preserve">Kyberkaupunki</w:t>
       </w:r>
@@ -2567,14 +2567,14 @@
         </w:tblBorders>
       </w:tblPr>
       <w:tblGrid>
-        <w:gridCol w:w="2200"/>
-        <w:gridCol w:w="7438"/>
+        <w:gridCol w:w="2217"/>
+        <w:gridCol w:w="7421"/>
       </w:tblGrid>
       <w:tr>
         <w:tc>
           <w:tcPr>
-            <w:tcW w:type="dxa" w:w="2200"/>
-            <w:shd w:fill="F1F8E9" w:val="clear"/>
+            <w:tcW w:type="dxa" w:w="2217"/>
+            <w:shd w:fill="f1f8e9" w:val="clear"/>
             <w:tcMar>
               <w:top w:type="dxa" w:w="60"/>
               <w:left w:type="dxa" w:w="100"/>
@@ -2599,7 +2599,7 @@
         </w:tc>
         <w:tc>
           <w:tcPr>
-            <w:tcW w:type="dxa" w:w="7438"/>
+            <w:tcW w:type="dxa" w:w="7421"/>
             <w:tcMar>
               <w:top w:type="dxa" w:w="60"/>
               <w:left w:type="dxa" w:w="100"/>
@@ -2624,8 +2624,8 @@
       <w:tr>
         <w:tc>
           <w:tcPr>
-            <w:tcW w:type="dxa" w:w="2200"/>
-            <w:shd w:fill="F1F8E9" w:val="clear"/>
+            <w:tcW w:type="dxa" w:w="2217"/>
+            <w:shd w:fill="f1f8e9" w:val="clear"/>
             <w:tcMar>
               <w:top w:type="dxa" w:w="60"/>
               <w:left w:type="dxa" w:w="100"/>
@@ -2650,7 +2650,7 @@
         </w:tc>
         <w:tc>
           <w:tcPr>
-            <w:tcW w:type="dxa" w:w="7438"/>
+            <w:tcW w:type="dxa" w:w="7421"/>
             <w:tcMar>
               <w:top w:type="dxa" w:w="60"/>
               <w:left w:type="dxa" w:w="100"/>
@@ -2675,8 +2675,8 @@
       <w:tr>
         <w:tc>
           <w:tcPr>
-            <w:tcW w:type="dxa" w:w="2200"/>
-            <w:shd w:fill="F1F8E9" w:val="clear"/>
+            <w:tcW w:type="dxa" w:w="2217"/>
+            <w:shd w:fill="f1f8e9" w:val="clear"/>
             <w:tcMar>
               <w:top w:type="dxa" w:w="60"/>
               <w:left w:type="dxa" w:w="100"/>
@@ -2701,7 +2701,7 @@
         </w:tc>
         <w:tc>
           <w:tcPr>
-            <w:tcW w:type="dxa" w:w="7438"/>
+            <w:tcW w:type="dxa" w:w="7421"/>
             <w:tcMar>
               <w:top w:type="dxa" w:w="60"/>
               <w:left w:type="dxa" w:w="100"/>
@@ -2726,8 +2726,8 @@
       <w:tr>
         <w:tc>
           <w:tcPr>
-            <w:tcW w:type="dxa" w:w="2200"/>
-            <w:shd w:fill="F1F8E9" w:val="clear"/>
+            <w:tcW w:type="dxa" w:w="2217"/>
+            <w:shd w:fill="f1f8e9" w:val="clear"/>
             <w:tcMar>
               <w:top w:type="dxa" w:w="60"/>
               <w:left w:type="dxa" w:w="100"/>
@@ -2752,7 +2752,7 @@
         </w:tc>
         <w:tc>
           <w:tcPr>
-            <w:tcW w:type="dxa" w:w="7438"/>
+            <w:tcW w:type="dxa" w:w="7421"/>
             <w:tcMar>
               <w:top w:type="dxa" w:w="60"/>
               <w:left w:type="dxa" w:w="100"/>
@@ -2777,8 +2777,8 @@
       <w:tr>
         <w:tc>
           <w:tcPr>
-            <w:tcW w:type="dxa" w:w="2200"/>
-            <w:shd w:fill="F1F8E9" w:val="clear"/>
+            <w:tcW w:type="dxa" w:w="2217"/>
+            <w:shd w:fill="f1f8e9" w:val="clear"/>
             <w:tcMar>
               <w:top w:type="dxa" w:w="60"/>
               <w:left w:type="dxa" w:w="100"/>
@@ -2803,7 +2803,7 @@
         </w:tc>
         <w:tc>
           <w:tcPr>
-            <w:tcW w:type="dxa" w:w="7438"/>
+            <w:tcW w:type="dxa" w:w="7421"/>
             <w:tcMar>
               <w:top w:type="dxa" w:w="60"/>
               <w:left w:type="dxa" w:w="100"/>
@@ -2847,7 +2847,7 @@
         <w:rPr>
           <w:b/>
           <w:bCs/>
-          <w:color w:val="1B5E20"/>
+          <w:color w:val="1b5e20"/>
         </w:rPr>
         <w:t xml:space="preserve">Koulun oma teema</w:t>
       </w:r>
@@ -2879,14 +2879,14 @@
         </w:tblBorders>
       </w:tblPr>
       <w:tblGrid>
-        <w:gridCol w:w="2200"/>
-        <w:gridCol w:w="7438"/>
+        <w:gridCol w:w="2217"/>
+        <w:gridCol w:w="7421"/>
       </w:tblGrid>
       <w:tr>
         <w:tc>
           <w:tcPr>
-            <w:tcW w:type="dxa" w:w="2200"/>
-            <w:shd w:fill="F1F8E9" w:val="clear"/>
+            <w:tcW w:type="dxa" w:w="2217"/>
+            <w:shd w:fill="f1f8e9" w:val="clear"/>
             <w:tcMar>
               <w:top w:type="dxa" w:w="60"/>
               <w:left w:type="dxa" w:w="100"/>
@@ -2911,7 +2911,7 @@
         </w:tc>
         <w:tc>
           <w:tcPr>
-            <w:tcW w:type="dxa" w:w="7438"/>
+            <w:tcW w:type="dxa" w:w="7421"/>
             <w:tcMar>
               <w:top w:type="dxa" w:w="60"/>
               <w:left w:type="dxa" w:w="100"/>
@@ -2936,8 +2936,8 @@
       <w:tr>
         <w:tc>
           <w:tcPr>
-            <w:tcW w:type="dxa" w:w="2200"/>
-            <w:shd w:fill="F1F8E9" w:val="clear"/>
+            <w:tcW w:type="dxa" w:w="2217"/>
+            <w:shd w:fill="f1f8e9" w:val="clear"/>
             <w:tcMar>
               <w:top w:type="dxa" w:w="60"/>
               <w:left w:type="dxa" w:w="100"/>
@@ -2962,7 +2962,7 @@
         </w:tc>
         <w:tc>
           <w:tcPr>
-            <w:tcW w:type="dxa" w:w="7438"/>
+            <w:tcW w:type="dxa" w:w="7421"/>
             <w:tcMar>
               <w:top w:type="dxa" w:w="60"/>
               <w:left w:type="dxa" w:w="100"/>
@@ -2987,8 +2987,8 @@
       <w:tr>
         <w:tc>
           <w:tcPr>
-            <w:tcW w:type="dxa" w:w="2200"/>
-            <w:shd w:fill="F1F8E9" w:val="clear"/>
+            <w:tcW w:type="dxa" w:w="2217"/>
+            <w:shd w:fill="f1f8e9" w:val="clear"/>
             <w:tcMar>
               <w:top w:type="dxa" w:w="60"/>
               <w:left w:type="dxa" w:w="100"/>
@@ -3013,7 +3013,7 @@
         </w:tc>
         <w:tc>
           <w:tcPr>
-            <w:tcW w:type="dxa" w:w="7438"/>
+            <w:tcW w:type="dxa" w:w="7421"/>
             <w:tcMar>
               <w:top w:type="dxa" w:w="60"/>
               <w:left w:type="dxa" w:w="100"/>
@@ -3038,8 +3038,8 @@
       <w:tr>
         <w:tc>
           <w:tcPr>
-            <w:tcW w:type="dxa" w:w="2200"/>
-            <w:shd w:fill="F1F8E9" w:val="clear"/>
+            <w:tcW w:type="dxa" w:w="2217"/>
+            <w:shd w:fill="f1f8e9" w:val="clear"/>
             <w:tcMar>
               <w:top w:type="dxa" w:w="60"/>
               <w:left w:type="dxa" w:w="100"/>
@@ -3064,7 +3064,7 @@
         </w:tc>
         <w:tc>
           <w:tcPr>
-            <w:tcW w:type="dxa" w:w="7438"/>
+            <w:tcW w:type="dxa" w:w="7421"/>
             <w:tcMar>
               <w:top w:type="dxa" w:w="60"/>
               <w:left w:type="dxa" w:w="100"/>
@@ -3089,8 +3089,8 @@
       <w:tr>
         <w:tc>
           <w:tcPr>
-            <w:tcW w:type="dxa" w:w="2200"/>
-            <w:shd w:fill="F1F8E9" w:val="clear"/>
+            <w:tcW w:type="dxa" w:w="2217"/>
+            <w:shd w:fill="f1f8e9" w:val="clear"/>
             <w:tcMar>
               <w:top w:type="dxa" w:w="60"/>
               <w:left w:type="dxa" w:w="100"/>
@@ -3115,7 +3115,7 @@
         </w:tc>
         <w:tc>
           <w:tcPr>
-            <w:tcW w:type="dxa" w:w="7438"/>
+            <w:tcW w:type="dxa" w:w="7421"/>
             <w:tcMar>
               <w:top w:type="dxa" w:w="60"/>
               <w:left w:type="dxa" w:w="100"/>

--- a/downloads/teemaideat.docx
+++ b/downloads/teemaideat.docx
@@ -4,7 +4,7 @@
   <w:body>
     <w:p>
       <w:pPr>
-        <w:spacing w:after="120" w:before="200"/>
+        <w:spacing w:before="200" w:after="120"/>
       </w:pPr>
       <w:r>
         <w:rPr>
@@ -33,7 +33,7 @@
     <w:p>
       <w:pPr>
         <w:pStyle w:val="Heading2"/>
-        <w:spacing w:after="120" w:before="260"/>
+        <w:spacing w:before="260" w:after="120"/>
       </w:pPr>
       <w:r>
         <w:rPr>
@@ -339,13 +339,12 @@
           <w:sz w:val="21"/>
           <w:szCs w:val="21"/>
         </w:rPr>
-        <w:t xml:space="preserve"/>
       </w:r>
     </w:p>
     <w:p>
       <w:pPr>
         <w:pStyle w:val="Heading2"/>
-        <w:spacing w:after="120" w:before="260"/>
+        <w:spacing w:before="260" w:after="120"/>
       </w:pPr>
       <w:r>
         <w:rPr>
@@ -651,13 +650,12 @@
           <w:sz w:val="21"/>
           <w:szCs w:val="21"/>
         </w:rPr>
-        <w:t xml:space="preserve"/>
       </w:r>
     </w:p>
     <w:p>
       <w:pPr>
         <w:pStyle w:val="Heading2"/>
-        <w:spacing w:after="120" w:before="260"/>
+        <w:spacing w:before="260" w:after="120"/>
       </w:pPr>
       <w:r>
         <w:rPr>
@@ -963,13 +961,12 @@
           <w:sz w:val="21"/>
           <w:szCs w:val="21"/>
         </w:rPr>
-        <w:t xml:space="preserve"/>
       </w:r>
     </w:p>
     <w:p>
       <w:pPr>
         <w:pStyle w:val="Heading2"/>
-        <w:spacing w:after="120" w:before="260"/>
+        <w:spacing w:before="260" w:after="120"/>
       </w:pPr>
       <w:r>
         <w:rPr>
@@ -1275,13 +1272,12 @@
           <w:sz w:val="21"/>
           <w:szCs w:val="21"/>
         </w:rPr>
-        <w:t xml:space="preserve"/>
       </w:r>
     </w:p>
     <w:p>
       <w:pPr>
         <w:pStyle w:val="Heading2"/>
-        <w:spacing w:after="120" w:before="260"/>
+        <w:spacing w:before="260" w:after="120"/>
       </w:pPr>
       <w:r>
         <w:rPr>
@@ -1587,13 +1583,12 @@
           <w:sz w:val="21"/>
           <w:szCs w:val="21"/>
         </w:rPr>
-        <w:t xml:space="preserve"/>
       </w:r>
     </w:p>
     <w:p>
       <w:pPr>
         <w:pStyle w:val="Heading2"/>
-        <w:spacing w:after="120" w:before="260"/>
+        <w:spacing w:before="260" w:after="120"/>
       </w:pPr>
       <w:r>
         <w:rPr>
@@ -1899,13 +1894,12 @@
           <w:sz w:val="21"/>
           <w:szCs w:val="21"/>
         </w:rPr>
-        <w:t xml:space="preserve"/>
       </w:r>
     </w:p>
     <w:p>
       <w:pPr>
         <w:pStyle w:val="Heading2"/>
-        <w:spacing w:after="120" w:before="260"/>
+        <w:spacing w:before="260" w:after="120"/>
       </w:pPr>
       <w:r>
         <w:rPr>
@@ -2211,13 +2205,12 @@
           <w:sz w:val="21"/>
           <w:szCs w:val="21"/>
         </w:rPr>
-        <w:t xml:space="preserve"/>
       </w:r>
     </w:p>
     <w:p>
       <w:pPr>
         <w:pStyle w:val="Heading2"/>
-        <w:spacing w:after="120" w:before="260"/>
+        <w:spacing w:before="260" w:after="120"/>
       </w:pPr>
       <w:r>
         <w:rPr>
@@ -2523,13 +2516,12 @@
           <w:sz w:val="21"/>
           <w:szCs w:val="21"/>
         </w:rPr>
-        <w:t xml:space="preserve"/>
       </w:r>
     </w:p>
     <w:p>
       <w:pPr>
         <w:pStyle w:val="Heading2"/>
-        <w:spacing w:after="120" w:before="260"/>
+        <w:spacing w:before="260" w:after="120"/>
       </w:pPr>
       <w:r>
         <w:rPr>
@@ -2835,13 +2827,12 @@
           <w:sz w:val="21"/>
           <w:szCs w:val="21"/>
         </w:rPr>
-        <w:t xml:space="preserve"/>
       </w:r>
     </w:p>
     <w:p>
       <w:pPr>
         <w:pStyle w:val="Heading2"/>
-        <w:spacing w:after="120" w:before="260"/>
+        <w:spacing w:before="260" w:after="120"/>
       </w:pPr>
       <w:r>
         <w:rPr>
@@ -3147,7 +3138,6 @@
           <w:sz w:val="21"/>
           <w:szCs w:val="21"/>
         </w:rPr>
-        <w:t xml:space="preserve"/>
       </w:r>
     </w:p>
     <w:p>
@@ -3176,43 +3166,6 @@
 
 <file path=word/comments.xml><?xml version="1.0" encoding="utf-8"?>
 <w:comments xmlns:cx="http://schemas.microsoft.com/office/drawing/2014/chartex" xmlns:cx1="http://schemas.microsoft.com/office/drawing/2015/9/8/chartex" xmlns:cx2="http://schemas.microsoft.com/office/drawing/2015/10/21/chartex" xmlns:cx3="http://schemas.microsoft.com/office/drawing/2016/5/9/chartex" xmlns:cx4="http://schemas.microsoft.com/office/drawing/2016/5/10/chartex" xmlns:cx5="http://schemas.microsoft.com/office/drawing/2016/5/11/chartex" xmlns:cx6="http://schemas.microsoft.com/office/drawing/2016/5/12/chartex" xmlns:cx7="http://schemas.microsoft.com/office/drawing/2016/5/13/chartex" xmlns:cx8="http://schemas.microsoft.com/office/drawing/2016/5/14/chartex" xmlns:mc="http://schemas.openxmlformats.org/markup-compatibility/2006" xmlns:aink="http://schemas.microsoft.com/office/drawing/2016/ink" xmlns:am3d="http://schemas.microsoft.com/office/drawing/2017/model3d" xmlns:o="urn:schemas-microsoft-com:office:office" xmlns:r="http://schemas.openxmlformats.org/officeDocument/2006/relationships" xmlns:m="http://schemas.openxmlformats.org/officeDocument/2006/math" xmlns:v="urn:schemas-microsoft-com:vml" xmlns:wp14="http://schemas.microsoft.com/office/word/2010/wordprocessingDrawing" xmlns:wp="http://schemas.openxmlformats.org/drawingml/2006/wordprocessingDrawing" xmlns:w10="urn:schemas-microsoft-com:office:word" xmlns:w="http://schemas.openxmlformats.org/wordprocessingml/2006/main" xmlns:w14="http://schemas.microsoft.com/office/word/2010/wordml" xmlns:w15="http://schemas.microsoft.com/office/word/2012/wordml" xmlns:w16cex="http://schemas.microsoft.com/office/word/2018/wordml/cex" xmlns:w16cid="http://schemas.microsoft.com/office/word/2016/wordml/cid" xmlns:w16="http://schemas.microsoft.com/office/word/2018/wordml" xmlns:w16sdtdh="http://schemas.microsoft.com/office/word/2020/wordml/sdtdatahash" xmlns:w16se="http://schemas.microsoft.com/office/word/2015/wordml/symex" xmlns:wpg="http://schemas.microsoft.com/office/word/2010/wordprocessingGroup" xmlns:wpi="http://schemas.microsoft.com/office/word/2010/wordprocessingInk" xmlns:wne="http://schemas.microsoft.com/office/word/2006/wordml" xmlns:wps="http://schemas.microsoft.com/office/word/2010/wordprocessingShape"/>
-</file>
-
-<file path=word/endnotes.xml><?xml version="1.0" encoding="utf-8"?>
-<w:endnotes xmlns:wpc="http://schemas.microsoft.com/office/word/2010/wordprocessingCanvas" xmlns:mc="http://schemas.openxmlformats.org/markup-compatibility/2006" xmlns:o="urn:schemas-microsoft-com:office:office" xmlns:r="http://schemas.openxmlformats.org/officeDocument/2006/relationships" xmlns:m="http://schemas.openxmlformats.org/officeDocument/2006/math" xmlns:v="urn:schemas-microsoft-com:vml" xmlns:wp14="http://schemas.microsoft.com/office/word/2010/wordprocessingDrawing" xmlns:wp="http://schemas.openxmlformats.org/drawingml/2006/wordprocessingDrawing" xmlns:w10="urn:schemas-microsoft-com:office:word" xmlns:w="http://schemas.openxmlformats.org/wordprocessingml/2006/main" xmlns:w14="http://schemas.microsoft.com/office/word/2010/wordml" xmlns:w15="http://schemas.microsoft.com/office/word/2012/wordml" xmlns:wpg="http://schemas.microsoft.com/office/word/2010/wordprocessingGroup" xmlns:wpi="http://schemas.microsoft.com/office/word/2010/wordprocessingInk" xmlns:wne="http://schemas.microsoft.com/office/word/2006/wordml" xmlns:wps="http://schemas.microsoft.com/office/word/2010/wordprocessingShape" mc:Ignorable="w14 w15 wp14">
-  <w:endnote w:type="separator" w:id="-1">
-    <w:p>
-      <w:pPr>
-        <w:spacing w:after="0" w:line="240" w:lineRule="auto"/>
-      </w:pPr>
-      <w:r>
-        <w:rPr>
-          <w:rStyle w:val="EndnoteReference"/>
-        </w:rPr>
-        <w:endnoteRef/>
-      </w:r>
-      <w:r>
-        <w:separator/>
-      </w:r>
-    </w:p>
-  </w:endnote>
-  <w:endnote w:type="continuationSeparator" w:id="0">
-    <w:p>
-      <w:pPr>
-        <w:spacing w:after="0" w:line="240" w:lineRule="auto"/>
-      </w:pPr>
-      <w:r>
-        <w:rPr>
-          <w:rStyle w:val="EndnoteReference"/>
-        </w:rPr>
-        <w:endnoteRef/>
-      </w:r>
-      <w:r>
-        <w:continuationSeparator/>
-      </w:r>
-    </w:p>
-  </w:endnote>
-</w:endnotes>
 </file>
 
 <file path=word/footnotes.xml><?xml version="1.0" encoding="utf-8"?>
@@ -3352,9 +3305,9 @@
   <w:docDefaults>
     <w:rPrDefault>
       <w:rPr>
-        <w:rFonts w:ascii="Calibri" w:cs="Calibri" w:eastAsia="Calibri" w:hAnsi="Calibri"/>
         <w:sz w:val="21"/>
         <w:szCs w:val="21"/>
+        <w:rFonts w:ascii="Calibri" w:cs="Calibri" w:eastAsia="Calibri" w:hAnsi="Calibri"/>
       </w:rPr>
     </w:rPrDefault>
     <w:pPrDefault/>
@@ -3452,8 +3405,8 @@
     <w:uiPriority w:val="99"/>
     <w:unhideWhenUsed/>
     <w:rPr>
+      <w:u w:val="single"/>
       <w:color w:val="0563C1"/>
-      <w:u w:val="single"/>
     </w:rPr>
   </w:style>
   <w:style w:type="character" w:styleId="FootnoteReference">
@@ -3493,42 +3446,5 @@
       <w:szCs w:val="20"/>
     </w:rPr>
   </w:style>
-  <w:style w:type="character" w:styleId="EndnoteReference">
-    <w:name w:val="endnote reference"/>
-    <w:basedOn w:val="DefaultParagraphFont"/>
-    <w:uiPriority w:val="99"/>
-    <w:semiHidden/>
-    <w:unhideWhenUsed/>
-    <w:rPr>
-      <w:vertAlign w:val="superscript"/>
-    </w:rPr>
-  </w:style>
-  <w:style w:type="paragraph" w:styleId="EndnoteText">
-    <w:name w:val="endnote text"/>
-    <w:basedOn w:val="Normal"/>
-    <w:link w:val="EndnoteTextChar"/>
-    <w:uiPriority w:val="99"/>
-    <w:semiHidden/>
-    <w:unhideWhenUsed/>
-    <w:pPr>
-      <w:spacing w:after="0" w:line="240" w:lineRule="auto"/>
-    </w:pPr>
-    <w:rPr>
-      <w:sz w:val="20"/>
-      <w:szCs w:val="20"/>
-    </w:rPr>
-  </w:style>
-  <w:style w:type="character" w:styleId="EndnoteTextChar">
-    <w:name w:val="Endnote Text Char"/>
-    <w:basedOn w:val="DefaultParagraphFont"/>
-    <w:link w:val="EndnoteText"/>
-    <w:uiPriority w:val="99"/>
-    <w:semiHidden/>
-    <w:unhideWhenUsed/>
-    <w:rPr>
-      <w:sz w:val="20"/>
-      <w:szCs w:val="20"/>
-    </w:rPr>
-  </w:style>
 </w:styles>
 </file>
--- a/downloads/teemaideat.docx
+++ b/downloads/teemaideat.docx
@@ -4,7 +4,7 @@
   <w:body>
     <w:p>
       <w:pPr>
-        <w:spacing w:before="200" w:after="120"/>
+        <w:spacing w:after="120" w:before="200"/>
       </w:pPr>
       <w:r>
         <w:rPr>
@@ -33,7 +33,7 @@
     <w:p>
       <w:pPr>
         <w:pStyle w:val="Heading2"/>
-        <w:spacing w:before="260" w:after="120"/>
+        <w:spacing w:after="120" w:before="260"/>
       </w:pPr>
       <w:r>
         <w:rPr>
@@ -339,12 +339,13 @@
           <w:sz w:val="21"/>
           <w:szCs w:val="21"/>
         </w:rPr>
+        <w:t xml:space="preserve"/>
       </w:r>
     </w:p>
     <w:p>
       <w:pPr>
         <w:pStyle w:val="Heading2"/>
-        <w:spacing w:before="260" w:after="120"/>
+        <w:spacing w:after="120" w:before="260"/>
       </w:pPr>
       <w:r>
         <w:rPr>
@@ -650,12 +651,13 @@
           <w:sz w:val="21"/>
           <w:szCs w:val="21"/>
         </w:rPr>
+        <w:t xml:space="preserve"/>
       </w:r>
     </w:p>
     <w:p>
       <w:pPr>
         <w:pStyle w:val="Heading2"/>
-        <w:spacing w:before="260" w:after="120"/>
+        <w:spacing w:after="120" w:before="260"/>
       </w:pPr>
       <w:r>
         <w:rPr>
@@ -961,12 +963,13 @@
           <w:sz w:val="21"/>
           <w:szCs w:val="21"/>
         </w:rPr>
+        <w:t xml:space="preserve"/>
       </w:r>
     </w:p>
     <w:p>
       <w:pPr>
         <w:pStyle w:val="Heading2"/>
-        <w:spacing w:before="260" w:after="120"/>
+        <w:spacing w:after="120" w:before="260"/>
       </w:pPr>
       <w:r>
         <w:rPr>
@@ -1272,12 +1275,13 @@
           <w:sz w:val="21"/>
           <w:szCs w:val="21"/>
         </w:rPr>
+        <w:t xml:space="preserve"/>
       </w:r>
     </w:p>
     <w:p>
       <w:pPr>
         <w:pStyle w:val="Heading2"/>
-        <w:spacing w:before="260" w:after="120"/>
+        <w:spacing w:after="120" w:before="260"/>
       </w:pPr>
       <w:r>
         <w:rPr>
@@ -1583,12 +1587,13 @@
           <w:sz w:val="21"/>
           <w:szCs w:val="21"/>
         </w:rPr>
+        <w:t xml:space="preserve"/>
       </w:r>
     </w:p>
     <w:p>
       <w:pPr>
         <w:pStyle w:val="Heading2"/>
-        <w:spacing w:before="260" w:after="120"/>
+        <w:spacing w:after="120" w:before="260"/>
       </w:pPr>
       <w:r>
         <w:rPr>
@@ -1894,12 +1899,13 @@
           <w:sz w:val="21"/>
           <w:szCs w:val="21"/>
         </w:rPr>
+        <w:t xml:space="preserve"/>
       </w:r>
     </w:p>
     <w:p>
       <w:pPr>
         <w:pStyle w:val="Heading2"/>
-        <w:spacing w:before="260" w:after="120"/>
+        <w:spacing w:after="120" w:before="260"/>
       </w:pPr>
       <w:r>
         <w:rPr>
@@ -2205,12 +2211,13 @@
           <w:sz w:val="21"/>
           <w:szCs w:val="21"/>
         </w:rPr>
+        <w:t xml:space="preserve"/>
       </w:r>
     </w:p>
     <w:p>
       <w:pPr>
         <w:pStyle w:val="Heading2"/>
-        <w:spacing w:before="260" w:after="120"/>
+        <w:spacing w:after="120" w:before="260"/>
       </w:pPr>
       <w:r>
         <w:rPr>
@@ -2516,12 +2523,13 @@
           <w:sz w:val="21"/>
           <w:szCs w:val="21"/>
         </w:rPr>
+        <w:t xml:space="preserve"/>
       </w:r>
     </w:p>
     <w:p>
       <w:pPr>
         <w:pStyle w:val="Heading2"/>
-        <w:spacing w:before="260" w:after="120"/>
+        <w:spacing w:after="120" w:before="260"/>
       </w:pPr>
       <w:r>
         <w:rPr>
@@ -2827,12 +2835,13 @@
           <w:sz w:val="21"/>
           <w:szCs w:val="21"/>
         </w:rPr>
+        <w:t xml:space="preserve"/>
       </w:r>
     </w:p>
     <w:p>
       <w:pPr>
         <w:pStyle w:val="Heading2"/>
-        <w:spacing w:before="260" w:after="120"/>
+        <w:spacing w:after="120" w:before="260"/>
       </w:pPr>
       <w:r>
         <w:rPr>
@@ -3138,6 +3147,7 @@
           <w:sz w:val="21"/>
           <w:szCs w:val="21"/>
         </w:rPr>
+        <w:t xml:space="preserve"/>
       </w:r>
     </w:p>
     <w:p>
@@ -3151,7 +3161,7 @@
           <w:sz w:val="21"/>
           <w:szCs w:val="21"/>
         </w:rPr>
-        <w:t xml:space="preserve">Muista rajaus: P0 ensin — 8 tekstuuria, 2 mallia, omat nimet, 2 reseptiä, 1 funktio ja 1 saavutus. Lisäideat ovat P1/P2-listaa.</w:t>
+        <w:t xml:space="preserve">Muista rajaus: pakollinen sisältö (P0) ensin — 5 tekstuuria (3 blokkia ja 2 esinettä), omat nimet, 1 Blockbench-malli, 1 isompi malli tai mobin uusi ilme, 1 resepti, 1 saavutus ja 1 palkintofunktio. Lisäideat ovat tärkeää (P1) tai lisää (P2).</w:t>
       </w:r>
     </w:p>
     <w:sectPr>
@@ -3166,6 +3176,43 @@
 
 <file path=word/comments.xml><?xml version="1.0" encoding="utf-8"?>
 <w:comments xmlns:cx="http://schemas.microsoft.com/office/drawing/2014/chartex" xmlns:cx1="http://schemas.microsoft.com/office/drawing/2015/9/8/chartex" xmlns:cx2="http://schemas.microsoft.com/office/drawing/2015/10/21/chartex" xmlns:cx3="http://schemas.microsoft.com/office/drawing/2016/5/9/chartex" xmlns:cx4="http://schemas.microsoft.com/office/drawing/2016/5/10/chartex" xmlns:cx5="http://schemas.microsoft.com/office/drawing/2016/5/11/chartex" xmlns:cx6="http://schemas.microsoft.com/office/drawing/2016/5/12/chartex" xmlns:cx7="http://schemas.microsoft.com/office/drawing/2016/5/13/chartex" xmlns:cx8="http://schemas.microsoft.com/office/drawing/2016/5/14/chartex" xmlns:mc="http://schemas.openxmlformats.org/markup-compatibility/2006" xmlns:aink="http://schemas.microsoft.com/office/drawing/2016/ink" xmlns:am3d="http://schemas.microsoft.com/office/drawing/2017/model3d" xmlns:o="urn:schemas-microsoft-com:office:office" xmlns:r="http://schemas.openxmlformats.org/officeDocument/2006/relationships" xmlns:m="http://schemas.openxmlformats.org/officeDocument/2006/math" xmlns:v="urn:schemas-microsoft-com:vml" xmlns:wp14="http://schemas.microsoft.com/office/word/2010/wordprocessingDrawing" xmlns:wp="http://schemas.openxmlformats.org/drawingml/2006/wordprocessingDrawing" xmlns:w10="urn:schemas-microsoft-com:office:word" xmlns:w="http://schemas.openxmlformats.org/wordprocessingml/2006/main" xmlns:w14="http://schemas.microsoft.com/office/word/2010/wordml" xmlns:w15="http://schemas.microsoft.com/office/word/2012/wordml" xmlns:w16cex="http://schemas.microsoft.com/office/word/2018/wordml/cex" xmlns:w16cid="http://schemas.microsoft.com/office/word/2016/wordml/cid" xmlns:w16="http://schemas.microsoft.com/office/word/2018/wordml" xmlns:w16sdtdh="http://schemas.microsoft.com/office/word/2020/wordml/sdtdatahash" xmlns:w16se="http://schemas.microsoft.com/office/word/2015/wordml/symex" xmlns:wpg="http://schemas.microsoft.com/office/word/2010/wordprocessingGroup" xmlns:wpi="http://schemas.microsoft.com/office/word/2010/wordprocessingInk" xmlns:wne="http://schemas.microsoft.com/office/word/2006/wordml" xmlns:wps="http://schemas.microsoft.com/office/word/2010/wordprocessingShape"/>
+</file>
+
+<file path=word/endnotes.xml><?xml version="1.0" encoding="utf-8"?>
+<w:endnotes xmlns:wpc="http://schemas.microsoft.com/office/word/2010/wordprocessingCanvas" xmlns:mc="http://schemas.openxmlformats.org/markup-compatibility/2006" xmlns:o="urn:schemas-microsoft-com:office:office" xmlns:r="http://schemas.openxmlformats.org/officeDocument/2006/relationships" xmlns:m="http://schemas.openxmlformats.org/officeDocument/2006/math" xmlns:v="urn:schemas-microsoft-com:vml" xmlns:wp14="http://schemas.microsoft.com/office/word/2010/wordprocessingDrawing" xmlns:wp="http://schemas.openxmlformats.org/drawingml/2006/wordprocessingDrawing" xmlns:w10="urn:schemas-microsoft-com:office:word" xmlns:w="http://schemas.openxmlformats.org/wordprocessingml/2006/main" xmlns:w14="http://schemas.microsoft.com/office/word/2010/wordml" xmlns:w15="http://schemas.microsoft.com/office/word/2012/wordml" xmlns:wpg="http://schemas.microsoft.com/office/word/2010/wordprocessingGroup" xmlns:wpi="http://schemas.microsoft.com/office/word/2010/wordprocessingInk" xmlns:wne="http://schemas.microsoft.com/office/word/2006/wordml" xmlns:wps="http://schemas.microsoft.com/office/word/2010/wordprocessingShape" mc:Ignorable="w14 w15 wp14">
+  <w:endnote w:type="separator" w:id="-1">
+    <w:p>
+      <w:pPr>
+        <w:spacing w:after="0" w:line="240" w:lineRule="auto"/>
+      </w:pPr>
+      <w:r>
+        <w:rPr>
+          <w:rStyle w:val="EndnoteReference"/>
+        </w:rPr>
+        <w:endnoteRef/>
+      </w:r>
+      <w:r>
+        <w:separator/>
+      </w:r>
+    </w:p>
+  </w:endnote>
+  <w:endnote w:type="continuationSeparator" w:id="0">
+    <w:p>
+      <w:pPr>
+        <w:spacing w:after="0" w:line="240" w:lineRule="auto"/>
+      </w:pPr>
+      <w:r>
+        <w:rPr>
+          <w:rStyle w:val="EndnoteReference"/>
+        </w:rPr>
+        <w:endnoteRef/>
+      </w:r>
+      <w:r>
+        <w:continuationSeparator/>
+      </w:r>
+    </w:p>
+  </w:endnote>
+</w:endnotes>
 </file>
 
 <file path=word/footnotes.xml><?xml version="1.0" encoding="utf-8"?>
@@ -3305,9 +3352,9 @@
   <w:docDefaults>
     <w:rPrDefault>
       <w:rPr>
+        <w:rFonts w:ascii="Calibri" w:cs="Calibri" w:eastAsia="Calibri" w:hAnsi="Calibri"/>
         <w:sz w:val="21"/>
         <w:szCs w:val="21"/>
-        <w:rFonts w:ascii="Calibri" w:cs="Calibri" w:eastAsia="Calibri" w:hAnsi="Calibri"/>
       </w:rPr>
     </w:rPrDefault>
     <w:pPrDefault/>
@@ -3405,8 +3452,8 @@
     <w:uiPriority w:val="99"/>
     <w:unhideWhenUsed/>
     <w:rPr>
+      <w:color w:val="0563C1"/>
       <w:u w:val="single"/>
-      <w:color w:val="0563C1"/>
     </w:rPr>
   </w:style>
   <w:style w:type="character" w:styleId="FootnoteReference">
@@ -3446,5 +3493,42 @@
       <w:szCs w:val="20"/>
     </w:rPr>
   </w:style>
+  <w:style w:type="character" w:styleId="EndnoteReference">
+    <w:name w:val="endnote reference"/>
+    <w:basedOn w:val="DefaultParagraphFont"/>
+    <w:uiPriority w:val="99"/>
+    <w:semiHidden/>
+    <w:unhideWhenUsed/>
+    <w:rPr>
+      <w:vertAlign w:val="superscript"/>
+    </w:rPr>
+  </w:style>
+  <w:style w:type="paragraph" w:styleId="EndnoteText">
+    <w:name w:val="endnote text"/>
+    <w:basedOn w:val="Normal"/>
+    <w:link w:val="EndnoteTextChar"/>
+    <w:uiPriority w:val="99"/>
+    <w:semiHidden/>
+    <w:unhideWhenUsed/>
+    <w:pPr>
+      <w:spacing w:after="0" w:line="240" w:lineRule="auto"/>
+    </w:pPr>
+    <w:rPr>
+      <w:sz w:val="20"/>
+      <w:szCs w:val="20"/>
+    </w:rPr>
+  </w:style>
+  <w:style w:type="character" w:styleId="EndnoteTextChar">
+    <w:name w:val="Endnote Text Char"/>
+    <w:basedOn w:val="DefaultParagraphFont"/>
+    <w:link w:val="EndnoteText"/>
+    <w:uiPriority w:val="99"/>
+    <w:semiHidden/>
+    <w:unhideWhenUsed/>
+    <w:rPr>
+      <w:sz w:val="20"/>
+      <w:szCs w:val="20"/>
+    </w:rPr>
+  </w:style>
 </w:styles>
 </file>
--- a/downloads/teemaideat.docx
+++ b/downloads/teemaideat.docx
@@ -4,7 +4,7 @@
   <w:body>
     <w:p>
       <w:pPr>
-        <w:spacing w:before="200" w:after="120"/>
+        <w:spacing w:after="120" w:before="200"/>
       </w:pPr>
       <w:r>
         <w:rPr>
@@ -33,7 +33,7 @@
     <w:p>
       <w:pPr>
         <w:pStyle w:val="Heading2"/>
-        <w:spacing w:before="260" w:after="120"/>
+        <w:spacing w:after="120" w:before="260"/>
       </w:pPr>
       <w:r>
         <w:rPr>
@@ -339,12 +339,13 @@
           <w:sz w:val="21"/>
           <w:szCs w:val="21"/>
         </w:rPr>
+        <w:t xml:space="preserve"/>
       </w:r>
     </w:p>
     <w:p>
       <w:pPr>
         <w:pStyle w:val="Heading2"/>
-        <w:spacing w:before="260" w:after="120"/>
+        <w:spacing w:after="120" w:before="260"/>
       </w:pPr>
       <w:r>
         <w:rPr>
@@ -650,12 +651,13 @@
           <w:sz w:val="21"/>
           <w:szCs w:val="21"/>
         </w:rPr>
+        <w:t xml:space="preserve"/>
       </w:r>
     </w:p>
     <w:p>
       <w:pPr>
         <w:pStyle w:val="Heading2"/>
-        <w:spacing w:before="260" w:after="120"/>
+        <w:spacing w:after="120" w:before="260"/>
       </w:pPr>
       <w:r>
         <w:rPr>
@@ -961,12 +963,13 @@
           <w:sz w:val="21"/>
           <w:szCs w:val="21"/>
         </w:rPr>
+        <w:t xml:space="preserve"/>
       </w:r>
     </w:p>
     <w:p>
       <w:pPr>
         <w:pStyle w:val="Heading2"/>
-        <w:spacing w:before="260" w:after="120"/>
+        <w:spacing w:after="120" w:before="260"/>
       </w:pPr>
       <w:r>
         <w:rPr>
@@ -1272,12 +1275,13 @@
           <w:sz w:val="21"/>
           <w:szCs w:val="21"/>
         </w:rPr>
+        <w:t xml:space="preserve"/>
       </w:r>
     </w:p>
     <w:p>
       <w:pPr>
         <w:pStyle w:val="Heading2"/>
-        <w:spacing w:before="260" w:after="120"/>
+        <w:spacing w:after="120" w:before="260"/>
       </w:pPr>
       <w:r>
         <w:rPr>
@@ -1583,12 +1587,13 @@
           <w:sz w:val="21"/>
           <w:szCs w:val="21"/>
         </w:rPr>
+        <w:t xml:space="preserve"/>
       </w:r>
     </w:p>
     <w:p>
       <w:pPr>
         <w:pStyle w:val="Heading2"/>
-        <w:spacing w:before="260" w:after="120"/>
+        <w:spacing w:after="120" w:before="260"/>
       </w:pPr>
       <w:r>
         <w:rPr>
@@ -1894,12 +1899,13 @@
           <w:sz w:val="21"/>
           <w:szCs w:val="21"/>
         </w:rPr>
+        <w:t xml:space="preserve"/>
       </w:r>
     </w:p>
     <w:p>
       <w:pPr>
         <w:pStyle w:val="Heading2"/>
-        <w:spacing w:before="260" w:after="120"/>
+        <w:spacing w:after="120" w:before="260"/>
       </w:pPr>
       <w:r>
         <w:rPr>
@@ -2205,12 +2211,13 @@
           <w:sz w:val="21"/>
           <w:szCs w:val="21"/>
         </w:rPr>
+        <w:t xml:space="preserve"/>
       </w:r>
     </w:p>
     <w:p>
       <w:pPr>
         <w:pStyle w:val="Heading2"/>
-        <w:spacing w:before="260" w:after="120"/>
+        <w:spacing w:after="120" w:before="260"/>
       </w:pPr>
       <w:r>
         <w:rPr>
@@ -2516,12 +2523,13 @@
           <w:sz w:val="21"/>
           <w:szCs w:val="21"/>
         </w:rPr>
+        <w:t xml:space="preserve"/>
       </w:r>
     </w:p>
     <w:p>
       <w:pPr>
         <w:pStyle w:val="Heading2"/>
-        <w:spacing w:before="260" w:after="120"/>
+        <w:spacing w:after="120" w:before="260"/>
       </w:pPr>
       <w:r>
         <w:rPr>
@@ -2827,12 +2835,13 @@
           <w:sz w:val="21"/>
           <w:szCs w:val="21"/>
         </w:rPr>
+        <w:t xml:space="preserve"/>
       </w:r>
     </w:p>
     <w:p>
       <w:pPr>
         <w:pStyle w:val="Heading2"/>
-        <w:spacing w:before="260" w:after="120"/>
+        <w:spacing w:after="120" w:before="260"/>
       </w:pPr>
       <w:r>
         <w:rPr>
@@ -3138,6 +3147,7 @@
           <w:sz w:val="21"/>
           <w:szCs w:val="21"/>
         </w:rPr>
+        <w:t xml:space="preserve"/>
       </w:r>
     </w:p>
     <w:p>
@@ -3166,6 +3176,43 @@
 
 <file path=word/comments.xml><?xml version="1.0" encoding="utf-8"?>
 <w:comments xmlns:cx="http://schemas.microsoft.com/office/drawing/2014/chartex" xmlns:cx1="http://schemas.microsoft.com/office/drawing/2015/9/8/chartex" xmlns:cx2="http://schemas.microsoft.com/office/drawing/2015/10/21/chartex" xmlns:cx3="http://schemas.microsoft.com/office/drawing/2016/5/9/chartex" xmlns:cx4="http://schemas.microsoft.com/office/drawing/2016/5/10/chartex" xmlns:cx5="http://schemas.microsoft.com/office/drawing/2016/5/11/chartex" xmlns:cx6="http://schemas.microsoft.com/office/drawing/2016/5/12/chartex" xmlns:cx7="http://schemas.microsoft.com/office/drawing/2016/5/13/chartex" xmlns:cx8="http://schemas.microsoft.com/office/drawing/2016/5/14/chartex" xmlns:mc="http://schemas.openxmlformats.org/markup-compatibility/2006" xmlns:aink="http://schemas.microsoft.com/office/drawing/2016/ink" xmlns:am3d="http://schemas.microsoft.com/office/drawing/2017/model3d" xmlns:o="urn:schemas-microsoft-com:office:office" xmlns:r="http://schemas.openxmlformats.org/officeDocument/2006/relationships" xmlns:m="http://schemas.openxmlformats.org/officeDocument/2006/math" xmlns:v="urn:schemas-microsoft-com:vml" xmlns:wp14="http://schemas.microsoft.com/office/word/2010/wordprocessingDrawing" xmlns:wp="http://schemas.openxmlformats.org/drawingml/2006/wordprocessingDrawing" xmlns:w10="urn:schemas-microsoft-com:office:word" xmlns:w="http://schemas.openxmlformats.org/wordprocessingml/2006/main" xmlns:w14="http://schemas.microsoft.com/office/word/2010/wordml" xmlns:w15="http://schemas.microsoft.com/office/word/2012/wordml" xmlns:w16cex="http://schemas.microsoft.com/office/word/2018/wordml/cex" xmlns:w16cid="http://schemas.microsoft.com/office/word/2016/wordml/cid" xmlns:w16="http://schemas.microsoft.com/office/word/2018/wordml" xmlns:w16sdtdh="http://schemas.microsoft.com/office/word/2020/wordml/sdtdatahash" xmlns:w16se="http://schemas.microsoft.com/office/word/2015/wordml/symex" xmlns:wpg="http://schemas.microsoft.com/office/word/2010/wordprocessingGroup" xmlns:wpi="http://schemas.microsoft.com/office/word/2010/wordprocessingInk" xmlns:wne="http://schemas.microsoft.com/office/word/2006/wordml" xmlns:wps="http://schemas.microsoft.com/office/word/2010/wordprocessingShape"/>
+</file>
+
+<file path=word/endnotes.xml><?xml version="1.0" encoding="utf-8"?>
+<w:endnotes xmlns:wpc="http://schemas.microsoft.com/office/word/2010/wordprocessingCanvas" xmlns:mc="http://schemas.openxmlformats.org/markup-compatibility/2006" xmlns:o="urn:schemas-microsoft-com:office:office" xmlns:r="http://schemas.openxmlformats.org/officeDocument/2006/relationships" xmlns:m="http://schemas.openxmlformats.org/officeDocument/2006/math" xmlns:v="urn:schemas-microsoft-com:vml" xmlns:wp14="http://schemas.microsoft.com/office/word/2010/wordprocessingDrawing" xmlns:wp="http://schemas.openxmlformats.org/drawingml/2006/wordprocessingDrawing" xmlns:w10="urn:schemas-microsoft-com:office:word" xmlns:w="http://schemas.openxmlformats.org/wordprocessingml/2006/main" xmlns:w14="http://schemas.microsoft.com/office/word/2010/wordml" xmlns:w15="http://schemas.microsoft.com/office/word/2012/wordml" xmlns:wpg="http://schemas.microsoft.com/office/word/2010/wordprocessingGroup" xmlns:wpi="http://schemas.microsoft.com/office/word/2010/wordprocessingInk" xmlns:wne="http://schemas.microsoft.com/office/word/2006/wordml" xmlns:wps="http://schemas.microsoft.com/office/word/2010/wordprocessingShape" mc:Ignorable="w14 w15 wp14">
+  <w:endnote w:type="separator" w:id="-1">
+    <w:p>
+      <w:pPr>
+        <w:spacing w:after="0" w:line="240" w:lineRule="auto"/>
+      </w:pPr>
+      <w:r>
+        <w:rPr>
+          <w:rStyle w:val="EndnoteReference"/>
+        </w:rPr>
+        <w:endnoteRef/>
+      </w:r>
+      <w:r>
+        <w:separator/>
+      </w:r>
+    </w:p>
+  </w:endnote>
+  <w:endnote w:type="continuationSeparator" w:id="0">
+    <w:p>
+      <w:pPr>
+        <w:spacing w:after="0" w:line="240" w:lineRule="auto"/>
+      </w:pPr>
+      <w:r>
+        <w:rPr>
+          <w:rStyle w:val="EndnoteReference"/>
+        </w:rPr>
+        <w:endnoteRef/>
+      </w:r>
+      <w:r>
+        <w:continuationSeparator/>
+      </w:r>
+    </w:p>
+  </w:endnote>
+</w:endnotes>
 </file>
 
 <file path=word/footnotes.xml><?xml version="1.0" encoding="utf-8"?>
@@ -3305,9 +3352,9 @@
   <w:docDefaults>
     <w:rPrDefault>
       <w:rPr>
+        <w:rFonts w:ascii="Calibri" w:cs="Calibri" w:eastAsia="Calibri" w:hAnsi="Calibri"/>
         <w:sz w:val="21"/>
         <w:szCs w:val="21"/>
-        <w:rFonts w:ascii="Calibri" w:cs="Calibri" w:eastAsia="Calibri" w:hAnsi="Calibri"/>
       </w:rPr>
     </w:rPrDefault>
     <w:pPrDefault/>
@@ -3405,8 +3452,8 @@
     <w:uiPriority w:val="99"/>
     <w:unhideWhenUsed/>
     <w:rPr>
+      <w:color w:val="0563C1"/>
       <w:u w:val="single"/>
-      <w:color w:val="0563C1"/>
     </w:rPr>
   </w:style>
   <w:style w:type="character" w:styleId="FootnoteReference">
@@ -3446,5 +3493,42 @@
       <w:szCs w:val="20"/>
     </w:rPr>
   </w:style>
+  <w:style w:type="character" w:styleId="EndnoteReference">
+    <w:name w:val="endnote reference"/>
+    <w:basedOn w:val="DefaultParagraphFont"/>
+    <w:uiPriority w:val="99"/>
+    <w:semiHidden/>
+    <w:unhideWhenUsed/>
+    <w:rPr>
+      <w:vertAlign w:val="superscript"/>
+    </w:rPr>
+  </w:style>
+  <w:style w:type="paragraph" w:styleId="EndnoteText">
+    <w:name w:val="endnote text"/>
+    <w:basedOn w:val="Normal"/>
+    <w:link w:val="EndnoteTextChar"/>
+    <w:uiPriority w:val="99"/>
+    <w:semiHidden/>
+    <w:unhideWhenUsed/>
+    <w:pPr>
+      <w:spacing w:after="0" w:line="240" w:lineRule="auto"/>
+    </w:pPr>
+    <w:rPr>
+      <w:sz w:val="20"/>
+      <w:szCs w:val="20"/>
+    </w:rPr>
+  </w:style>
+  <w:style w:type="character" w:styleId="EndnoteTextChar">
+    <w:name w:val="Endnote Text Char"/>
+    <w:basedOn w:val="DefaultParagraphFont"/>
+    <w:link w:val="EndnoteText"/>
+    <w:uiPriority w:val="99"/>
+    <w:semiHidden/>
+    <w:unhideWhenUsed/>
+    <w:rPr>
+      <w:sz w:val="20"/>
+      <w:szCs w:val="20"/>
+    </w:rPr>
+  </w:style>
 </w:styles>
 </file>